--- a/tpi/docx/005.content.docx
+++ b/tpi/docx/005.content.docx
@@ -224,18 +224,12 @@
         </w:rPr>
         <w:t xml:space="preserve"> em i wanpela man o meri we i gat </w:t>
       </w:r>
-      <w:hyperlink r:id="rId13">
-        <w:r>
-          <w:rPr>
-            <w:lang w:val="png_PG" w:bidi="png_PG"/>
-          </w:rPr>
-          <w:rPr>
-            <w:color w:val="0000EE"/>
-            <w:u w:val="single"/>
-          </w:rPr>
-          <w:t>atoriti</w:t>
-        </w:r>
-      </w:hyperlink>
+      <w:r>
+        <w:rPr>
+          <w:lang w:val="png_PG" w:bidi="png_PG"/>
+        </w:rPr>
+        <w:t>atoriti</w:t>
+      </w:r>
       <w:r>
         <w:rPr>
           <w:lang w:val="png_PG" w:bidi="png_PG"/>
@@ -256,18 +250,12 @@
         </w:rPr>
         <w:t xml:space="preserve">Insait long Nupela Testamen, ol elda em ol manmeri insait long </w:t>
       </w:r>
-      <w:hyperlink r:id="rId14">
-        <w:r>
-          <w:rPr>
-            <w:lang w:val="png_PG" w:bidi="png_PG"/>
-          </w:rPr>
-          <w:rPr>
-            <w:color w:val="0000EE"/>
-            <w:u w:val="single"/>
-          </w:rPr>
-          <w:t>sios</w:t>
-        </w:r>
-      </w:hyperlink>
+      <w:r>
+        <w:rPr>
+          <w:lang w:val="png_PG" w:bidi="png_PG"/>
+        </w:rPr>
+        <w:t>sios</w:t>
+      </w:r>
       <w:r>
         <w:rPr>
           <w:lang w:val="png_PG" w:bidi="png_PG"/>
@@ -276,7 +264,6 @@
       </w:r>
       <w:r>
         <w:rPr>
-          <w:b/>
           <w:lang w:val="png_PG" w:bidi="png_PG"/>
         </w:rPr>
         <w:t>aposel</w:t>
@@ -371,36 +358,24 @@
         </w:rPr>
         <w:t xml:space="preserve"> em i wanpela nem we ol manmeri i save yusim long </w:t>
       </w:r>
-      <w:hyperlink r:id="rId15">
-        <w:r>
-          <w:rPr>
-            <w:lang w:val="png_PG" w:bidi="png_PG"/>
-          </w:rPr>
-          <w:rPr>
-            <w:color w:val="0000EE"/>
-            <w:u w:val="single"/>
-          </w:rPr>
-          <w:t>God</w:t>
-        </w:r>
-      </w:hyperlink>
+      <w:r>
+        <w:rPr>
+          <w:lang w:val="png_PG" w:bidi="png_PG"/>
+        </w:rPr>
+        <w:t>God</w:t>
+      </w:r>
       <w:r>
         <w:rPr>
           <w:lang w:val="png_PG" w:bidi="png_PG"/>
         </w:rPr>
         <w:t xml:space="preserve">. El-Elion em i min olsem "God antap tru." Taim ol manmeri i yusim dispela nem long God, em i mekim ol i tingim olsem God em i pawaful tru. Dispela nem em i min olsem i no gat wanpela husat i moa impoten, o gat moa </w:t>
       </w:r>
-      <w:hyperlink r:id="rId13">
-        <w:r>
-          <w:rPr>
-            <w:lang w:val="png_PG" w:bidi="png_PG"/>
-          </w:rPr>
-          <w:rPr>
-            <w:color w:val="0000EE"/>
-            <w:u w:val="single"/>
-          </w:rPr>
-          <w:t>atoriti</w:t>
-        </w:r>
-      </w:hyperlink>
+      <w:r>
+        <w:rPr>
+          <w:lang w:val="png_PG" w:bidi="png_PG"/>
+        </w:rPr>
+        <w:t>atoriti</w:t>
+      </w:r>
       <w:r>
         <w:rPr>
           <w:lang w:val="png_PG" w:bidi="png_PG"/>
@@ -476,18 +451,12 @@
         </w:rPr>
         <w:t xml:space="preserve"> em i bin wanpela impoten </w:t>
       </w:r>
-      <w:hyperlink r:id="rId16">
-        <w:r>
-          <w:rPr>
-            <w:lang w:val="png_PG" w:bidi="png_PG"/>
-          </w:rPr>
-          <w:rPr>
-            <w:color w:val="0000EE"/>
-            <w:u w:val="single"/>
-          </w:rPr>
-          <w:t>profet</w:t>
-        </w:r>
-      </w:hyperlink>
+      <w:r>
+        <w:rPr>
+          <w:lang w:val="png_PG" w:bidi="png_PG"/>
+        </w:rPr>
+        <w:t>profet</w:t>
+      </w:r>
       <w:r>
         <w:rPr>
           <w:lang w:val="png_PG" w:bidi="png_PG"/>
@@ -508,18 +477,12 @@
         </w:rPr>
         <w:t xml:space="preserve">Ilaija i bin stap long taim we </w:t>
       </w:r>
-      <w:hyperlink r:id="rId17">
-        <w:r>
-          <w:rPr>
-            <w:lang w:val="png_PG" w:bidi="png_PG"/>
-          </w:rPr>
-          <w:rPr>
-            <w:color w:val="0000EE"/>
-            <w:u w:val="single"/>
-          </w:rPr>
-          <w:t>Israel</w:t>
-        </w:r>
-      </w:hyperlink>
+      <w:r>
+        <w:rPr>
+          <w:lang w:val="png_PG" w:bidi="png_PG"/>
+        </w:rPr>
+        <w:t>Israel</w:t>
+      </w:r>
       <w:r>
         <w:rPr>
           <w:lang w:val="png_PG" w:bidi="png_PG"/>
@@ -528,65 +491,47 @@
       </w:r>
       <w:r>
         <w:rPr>
+          <w:lang w:val="png_PG" w:bidi="png_PG"/>
+        </w:rPr>
+        <w:t>ol king</w:t>
+      </w:r>
+      <w:r>
+        <w:rPr>
+          <w:lang w:val="png_PG" w:bidi="png_PG"/>
+        </w:rPr>
+        <w:t xml:space="preserve"> we i no save harim tok bilong God i bin bosim em, na ol dispela king i bin lidim ol manmeri bilong Israel i go longwe long God. Ol manmeri i bin stat long </w:t>
+      </w:r>
+      <w:r>
+        <w:rPr>
+          <w:lang w:val="png_PG" w:bidi="png_PG"/>
+        </w:rPr>
+        <w:t>lotuim</w:t>
+      </w:r>
+      <w:r>
+        <w:rPr>
+          <w:lang w:val="png_PG" w:bidi="png_PG"/>
+        </w:rPr>
+        <w:t xml:space="preserve"> ol giaman </w:t>
+      </w:r>
+      <w:r>
+        <w:rPr>
+          <w:lang w:val="png_PG" w:bidi="png_PG"/>
+        </w:rPr>
+        <w:t>god</w:t>
+      </w:r>
+      <w:r>
+        <w:rPr>
+          <w:lang w:val="png_PG" w:bidi="png_PG"/>
+        </w:rPr>
+        <w:t xml:space="preserve">, planti bilong ol i save lotuim giaman god ol i kolim Baal. Ol manmeri i bin ting olsem Baal em i save givim ol manmeri ren. Olsem na, Ilaija i bin tokim king bilong Israel olsem bai i no gat ren long Israel bihainim taim we em i makim. Na em i tru, ples i no ren inap long tripela yia, na bikos long dispela wanpela bikpela taim nogat bilong kaikai i kamap long olgeta hap. Bihain long dispela, Ilaija i bin pre na God i bin salim ren. Dispela i lainim ol manmeri olsem </w:t>
+      </w:r>
+      <w:r>
+        <w:rPr>
           <w:b/>
           <w:lang w:val="png_PG" w:bidi="png_PG"/>
         </w:rPr>
-        <w:t>ol king</w:t>
-      </w:r>
-      <w:r>
-        <w:rPr>
-          <w:lang w:val="png_PG" w:bidi="png_PG"/>
-        </w:rPr>
-        <w:t xml:space="preserve"> we i no save harim tok bilong God i bin bosim em, na ol dispela king i bin lidim ol manmeri bilong Israel i go longwe long God. Ol manmeri i bin stat long </w:t>
-      </w:r>
-      <w:hyperlink r:id="rId18">
-        <w:r>
-          <w:rPr>
-            <w:lang w:val="png_PG" w:bidi="png_PG"/>
-          </w:rPr>
-          <w:rPr>
-            <w:color w:val="0000EE"/>
-            <w:u w:val="single"/>
-          </w:rPr>
-          <w:t>lotuim</w:t>
-        </w:r>
-      </w:hyperlink>
-      <w:r>
-        <w:rPr>
-          <w:lang w:val="png_PG" w:bidi="png_PG"/>
-        </w:rPr>
-        <w:t xml:space="preserve"> ol giaman </w:t>
-      </w:r>
-      <w:hyperlink r:id="rId19">
-        <w:r>
-          <w:rPr>
-            <w:lang w:val="png_PG" w:bidi="png_PG"/>
-          </w:rPr>
-          <w:rPr>
-            <w:color w:val="0000EE"/>
-            <w:u w:val="single"/>
-          </w:rPr>
-          <w:t>god</w:t>
-        </w:r>
-      </w:hyperlink>
-      <w:r>
-        <w:rPr>
-          <w:lang w:val="png_PG" w:bidi="png_PG"/>
-        </w:rPr>
-        <w:t xml:space="preserve">, planti bilong ol i save lotuim giaman god ol i kolim Baal. Ol manmeri i bin ting olsem Baal em i save givim ol manmeri ren. Olsem na, Ilaija i bin tokim king bilong Israel olsem bai i no gat ren long Israel bihainim taim we em i makim. Na em i tru, ples i no ren inap long tripela yia, na bikos long dispela wanpela bikpela taim nogat bilong kaikai i kamap long olgeta hap. Bihain long dispela, Ilaija i bin pre na God i bin salim ren. Dispela i lainim ol manmeri olsem </w:t>
-      </w:r>
-      <w:hyperlink r:id="rId15">
-        <w:r>
-          <w:rPr>
-            <w:lang w:val="png_PG" w:bidi="png_PG"/>
-          </w:rPr>
-          <w:rPr>
-            <w:color w:val="0000EE"/>
-            <w:u w:val="single"/>
-          </w:rPr>
-          <w:t>God</w:t>
-        </w:r>
-      </w:hyperlink>
+        <w:t>God</w:t>
+      </w:r>
       <w:r>
         <w:rPr>
           <w:lang w:val="png_PG" w:bidi="png_PG"/>
@@ -621,36 +566,24 @@
         </w:rPr>
         <w:t xml:space="preserve">Long pinis bilong laip bilong em, Ilaija i bin seperetim wara long </w:t>
       </w:r>
-      <w:hyperlink r:id="rId20">
-        <w:r>
-          <w:rPr>
-            <w:lang w:val="png_PG" w:bidi="png_PG"/>
-          </w:rPr>
-          <w:rPr>
-            <w:color w:val="0000EE"/>
-            <w:u w:val="single"/>
-          </w:rPr>
-          <w:t>Wara Joden</w:t>
-        </w:r>
-      </w:hyperlink>
+      <w:r>
+        <w:rPr>
+          <w:lang w:val="png_PG" w:bidi="png_PG"/>
+        </w:rPr>
+        <w:t>Wara Joden</w:t>
+      </w:r>
       <w:r>
         <w:rPr>
           <w:lang w:val="png_PG" w:bidi="png_PG"/>
         </w:rPr>
         <w:t xml:space="preserve"> wantaim </w:t>
       </w:r>
-      <w:hyperlink r:id="rId21">
-        <w:r>
-          <w:rPr>
-            <w:lang w:val="png_PG" w:bidi="png_PG"/>
-          </w:rPr>
-          <w:rPr>
-            <w:color w:val="0000EE"/>
-            <w:u w:val="single"/>
-          </w:rPr>
-          <w:t>autsait klos</w:t>
-        </w:r>
-      </w:hyperlink>
+      <w:r>
+        <w:rPr>
+          <w:lang w:val="png_PG" w:bidi="png_PG"/>
+        </w:rPr>
+        <w:t>autsait klos</w:t>
+      </w:r>
       <w:r>
         <w:rPr>
           <w:lang w:val="png_PG" w:bidi="png_PG"/>
@@ -659,7 +592,6 @@
       </w:r>
       <w:r>
         <w:rPr>
-          <w:b/>
           <w:lang w:val="png_PG" w:bidi="png_PG"/>
         </w:rPr>
         <w:t>mirakel</w:t>
@@ -684,18 +616,12 @@
         </w:rPr>
         <w:t xml:space="preserve">Ilaija i no dai olsem ol narapela manmeri i save dai. God i bin kisim Ilaija i go antap long </w:t>
       </w:r>
-      <w:hyperlink r:id="rId22">
-        <w:r>
-          <w:rPr>
-            <w:lang w:val="png_PG" w:bidi="png_PG"/>
-          </w:rPr>
-          <w:rPr>
-            <w:color w:val="0000EE"/>
-            <w:u w:val="single"/>
-          </w:rPr>
-          <w:t>heven</w:t>
-        </w:r>
-      </w:hyperlink>
+      <w:r>
+        <w:rPr>
+          <w:lang w:val="png_PG" w:bidi="png_PG"/>
+        </w:rPr>
+        <w:t>heven</w:t>
+      </w:r>
       <w:r>
         <w:rPr>
           <w:lang w:val="png_PG" w:bidi="png_PG"/>
@@ -718,7 +644,6 @@
       </w:r>
       <w:r>
         <w:rPr>
-          <w:b/>
           <w:lang w:val="png_PG" w:bidi="png_PG"/>
         </w:rPr>
         <w:t>lusim olpela pasin bilong sin</w:t>
@@ -731,7 +656,6 @@
       </w:r>
       <w:r>
         <w:rPr>
-          <w:b/>
           <w:lang w:val="png_PG" w:bidi="png_PG"/>
         </w:rPr>
         <w:t>ol disaipel</w:t>
@@ -744,7 +668,6 @@
       </w:r>
       <w:r>
         <w:rPr>
-          <w:b/>
           <w:lang w:val="png_PG" w:bidi="png_PG"/>
         </w:rPr>
         <w:t>Jon bilong baptais</w:t>
@@ -805,7 +728,6 @@
       </w:r>
       <w:r>
         <w:rPr>
-          <w:b/>
           <w:lang w:val="png_PG" w:bidi="png_PG"/>
         </w:rPr>
         <w:t>Jon bilong Baptais</w:t>
@@ -816,54 +738,36 @@
         </w:rPr>
         <w:t xml:space="preserve">. Man bilong Elisabet em i Sakaraia. Sakaraia em i bin wanpela </w:t>
       </w:r>
-      <w:hyperlink r:id="rId23">
-        <w:r>
-          <w:rPr>
-            <w:lang w:val="png_PG" w:bidi="png_PG"/>
-          </w:rPr>
-          <w:rPr>
-            <w:color w:val="0000EE"/>
-            <w:u w:val="single"/>
-          </w:rPr>
-          <w:t>pris</w:t>
-        </w:r>
-      </w:hyperlink>
+      <w:r>
+        <w:rPr>
+          <w:lang w:val="png_PG" w:bidi="png_PG"/>
+        </w:rPr>
+        <w:t>pris</w:t>
+      </w:r>
       <w:r>
         <w:rPr>
           <w:lang w:val="png_PG" w:bidi="png_PG"/>
         </w:rPr>
         <w:t xml:space="preserve"> na i save sevim God insait long </w:t>
       </w:r>
-      <w:hyperlink r:id="rId24">
-        <w:r>
-          <w:rPr>
-            <w:lang w:val="png_PG" w:bidi="png_PG"/>
-          </w:rPr>
-          <w:rPr>
-            <w:color w:val="0000EE"/>
-            <w:u w:val="single"/>
-          </w:rPr>
-          <w:t>tempel</w:t>
-        </w:r>
-      </w:hyperlink>
+      <w:r>
+        <w:rPr>
+          <w:lang w:val="png_PG" w:bidi="png_PG"/>
+        </w:rPr>
+        <w:t>tempel</w:t>
+      </w:r>
       <w:r>
         <w:rPr>
           <w:lang w:val="png_PG" w:bidi="png_PG"/>
         </w:rPr>
         <w:t xml:space="preserve"> long </w:t>
       </w:r>
-      <w:hyperlink r:id="rId25">
-        <w:r>
-          <w:rPr>
-            <w:lang w:val="png_PG" w:bidi="png_PG"/>
-          </w:rPr>
-          <w:rPr>
-            <w:color w:val="0000EE"/>
-            <w:u w:val="single"/>
-          </w:rPr>
-          <w:t>Jerusalem</w:t>
-        </w:r>
-      </w:hyperlink>
+      <w:r>
+        <w:rPr>
+          <w:lang w:val="png_PG" w:bidi="png_PG"/>
+        </w:rPr>
+        <w:t>Jerusalem</w:t>
+      </w:r>
       <w:r>
         <w:rPr>
           <w:lang w:val="png_PG" w:bidi="png_PG"/>
@@ -884,72 +788,48 @@
         </w:rPr>
         <w:t xml:space="preserve">Wanpela taim, taim man bilong em Sakaraia i bin stap insait long tempel, wanpela </w:t>
       </w:r>
-      <w:hyperlink r:id="rId26">
-        <w:r>
-          <w:rPr>
-            <w:lang w:val="png_PG" w:bidi="png_PG"/>
-          </w:rPr>
-          <w:rPr>
-            <w:color w:val="0000EE"/>
-            <w:u w:val="single"/>
-          </w:rPr>
-          <w:t>enjel</w:t>
-        </w:r>
-      </w:hyperlink>
+      <w:r>
+        <w:rPr>
+          <w:lang w:val="png_PG" w:bidi="png_PG"/>
+        </w:rPr>
+        <w:t>enjel</w:t>
+      </w:r>
       <w:r>
         <w:rPr>
           <w:lang w:val="png_PG" w:bidi="png_PG"/>
         </w:rPr>
         <w:t xml:space="preserve"> i bin kamap long Sakaraia na i tokim em olsem meri bilong em Elisabet bai i gat wanpela pikinini man. Dispela pikinini man bai kamap wokman bilong God olsem </w:t>
       </w:r>
-      <w:hyperlink r:id="rId27">
-        <w:r>
-          <w:rPr>
-            <w:lang w:val="png_PG" w:bidi="png_PG"/>
-          </w:rPr>
-          <w:rPr>
-            <w:color w:val="0000EE"/>
-            <w:u w:val="single"/>
-          </w:rPr>
-          <w:t>Ilaija</w:t>
-        </w:r>
-      </w:hyperlink>
+      <w:r>
+        <w:rPr>
+          <w:lang w:val="png_PG" w:bidi="png_PG"/>
+        </w:rPr>
+        <w:t>Ilaija</w:t>
+      </w:r>
       <w:r>
         <w:rPr>
           <w:lang w:val="png_PG" w:bidi="png_PG"/>
         </w:rPr>
         <w:t xml:space="preserve"> dispela </w:t>
       </w:r>
-      <w:hyperlink r:id="rId16">
-        <w:r>
-          <w:rPr>
-            <w:lang w:val="png_PG" w:bidi="png_PG"/>
-          </w:rPr>
-          <w:rPr>
-            <w:color w:val="0000EE"/>
-            <w:u w:val="single"/>
-          </w:rPr>
-          <w:t>profet</w:t>
-        </w:r>
-      </w:hyperlink>
+      <w:r>
+        <w:rPr>
+          <w:lang w:val="png_PG" w:bidi="png_PG"/>
+        </w:rPr>
+        <w:t>profet</w:t>
+      </w:r>
       <w:r>
         <w:rPr>
           <w:lang w:val="png_PG" w:bidi="png_PG"/>
         </w:rPr>
         <w:t xml:space="preserve"> na em bai tokim ol manmeri bilong </w:t>
       </w:r>
-      <w:hyperlink r:id="rId17">
-        <w:r>
-          <w:rPr>
-            <w:lang w:val="png_PG" w:bidi="png_PG"/>
-          </w:rPr>
-          <w:rPr>
-            <w:color w:val="0000EE"/>
-            <w:u w:val="single"/>
-          </w:rPr>
-          <w:t>Israel</w:t>
-        </w:r>
-      </w:hyperlink>
+      <w:r>
+        <w:rPr>
+          <w:lang w:val="png_PG" w:bidi="png_PG"/>
+        </w:rPr>
+        <w:t>Israel</w:t>
+      </w:r>
       <w:r>
         <w:rPr>
           <w:lang w:val="png_PG" w:bidi="png_PG"/>
@@ -958,7 +838,6 @@
       </w:r>
       <w:r>
         <w:rPr>
-          <w:b/>
           <w:lang w:val="png_PG" w:bidi="png_PG"/>
         </w:rPr>
         <w:t>lusim olpela pasin bilong sin</w:t>
@@ -971,7 +850,6 @@
       </w:r>
       <w:r>
         <w:rPr>
-          <w:b/>
           <w:lang w:val="png_PG" w:bidi="png_PG"/>
         </w:rPr>
         <w:t>bilip</w:t>
@@ -996,72 +874,48 @@
         </w:rPr>
         <w:t xml:space="preserve">Tru tumas Elisabet i gat bel. Elisabet em i wanpela wantok bilong </w:t>
       </w:r>
-      <w:hyperlink r:id="rId28">
-        <w:r>
-          <w:rPr>
-            <w:lang w:val="png_PG" w:bidi="png_PG"/>
-          </w:rPr>
-          <w:rPr>
-            <w:color w:val="0000EE"/>
-            <w:u w:val="single"/>
-          </w:rPr>
-          <w:t>Maria</w:t>
-        </w:r>
-      </w:hyperlink>
+      <w:r>
+        <w:rPr>
+          <w:lang w:val="png_PG" w:bidi="png_PG"/>
+        </w:rPr>
+        <w:t>Maria</w:t>
+      </w:r>
       <w:r>
         <w:rPr>
           <w:lang w:val="png_PG" w:bidi="png_PG"/>
         </w:rPr>
         <w:t xml:space="preserve">, husat i bai kamap mama bilong Jisas. Sotpela taim bihain long dispela, wanpela enjel i kamap long Maria na i tokim em olsem em bai gat bel maski em i wanpela yangpela vejin meri we i no slip wantaim wanpela man yet. Pikinini man bilong em bai kamap wanpela impoten man tru, </w:t>
       </w:r>
-      <w:hyperlink r:id="rId29">
-        <w:r>
-          <w:rPr>
-            <w:lang w:val="png_PG" w:bidi="png_PG"/>
-          </w:rPr>
-          <w:rPr>
-            <w:color w:val="0000EE"/>
-            <w:u w:val="single"/>
-          </w:rPr>
-          <w:t>pikinini bilong God</w:t>
-        </w:r>
-      </w:hyperlink>
+      <w:r>
+        <w:rPr>
+          <w:lang w:val="png_PG" w:bidi="png_PG"/>
+        </w:rPr>
+        <w:t>pikinini bilong God</w:t>
+      </w:r>
       <w:r>
         <w:rPr>
           <w:lang w:val="png_PG" w:bidi="png_PG"/>
         </w:rPr>
         <w:t xml:space="preserve">, na em bai stap olsem king na rulim ol manmeri oltaim. Bihain Maria i go lukim Elisabet. Taim Maria i kam long Elisabet, bebi insait long bel bilong Elisabet i kalap wantaim amamas bikos Maria bai kamap mama bilong </w:t>
       </w:r>
-      <w:hyperlink r:id="rId30">
-        <w:r>
-          <w:rPr>
-            <w:lang w:val="png_PG" w:bidi="png_PG"/>
-          </w:rPr>
-          <w:rPr>
-            <w:color w:val="0000EE"/>
-            <w:u w:val="single"/>
-          </w:rPr>
-          <w:t>Mesaia</w:t>
-        </w:r>
-      </w:hyperlink>
+      <w:r>
+        <w:rPr>
+          <w:lang w:val="png_PG" w:bidi="png_PG"/>
+        </w:rPr>
+        <w:t>Mesaia</w:t>
+      </w:r>
       <w:r>
         <w:rPr>
           <w:lang w:val="png_PG" w:bidi="png_PG"/>
         </w:rPr>
         <w:t xml:space="preserve">, dispela promis king na </w:t>
       </w:r>
-      <w:hyperlink r:id="rId31">
-        <w:r>
-          <w:rPr>
-            <w:lang w:val="png_PG" w:bidi="png_PG"/>
-          </w:rPr>
-          <w:rPr>
-            <w:color w:val="0000EE"/>
-            <w:u w:val="single"/>
-          </w:rPr>
-          <w:t>Sevia</w:t>
-        </w:r>
-      </w:hyperlink>
+      <w:r>
+        <w:rPr>
+          <w:lang w:val="png_PG" w:bidi="png_PG"/>
+        </w:rPr>
+        <w:t>Sevia</w:t>
+      </w:r>
       <w:r>
         <w:rPr>
           <w:lang w:val="png_PG" w:bidi="png_PG"/>
@@ -1123,18 +977,12 @@
         </w:rPr>
         <w:t xml:space="preserve"> em i wanpela nem we Hagar, insait long buk bilong Jenesis, i bin givim long God. Dispela nem em i min olsem "God i lukim mi." Hagar i bin givim dispela nem long God bikos God i bin helpim em taim em na pikinini bilong em Ismael i stap tupela yet namel long </w:t>
       </w:r>
-      <w:hyperlink r:id="rId32">
-        <w:r>
-          <w:rPr>
-            <w:lang w:val="png_PG" w:bidi="png_PG"/>
-          </w:rPr>
-          <w:rPr>
-            <w:color w:val="0000EE"/>
-            <w:u w:val="single"/>
-          </w:rPr>
-          <w:t>deset</w:t>
-        </w:r>
-      </w:hyperlink>
+      <w:r>
+        <w:rPr>
+          <w:lang w:val="png_PG" w:bidi="png_PG"/>
+        </w:rPr>
+        <w:t>deset</w:t>
+      </w:r>
       <w:r>
         <w:rPr>
           <w:lang w:val="png_PG" w:bidi="png_PG"/>
@@ -1216,18 +1064,12 @@
         </w:rPr>
         <w:t xml:space="preserve">. El-Sadai em i wanpela nem bilong </w:t>
       </w:r>
-      <w:hyperlink r:id="rId15">
-        <w:r>
-          <w:rPr>
-            <w:lang w:val="png_PG" w:bidi="png_PG"/>
-          </w:rPr>
-          <w:rPr>
-            <w:color w:val="0000EE"/>
-            <w:u w:val="single"/>
-          </w:rPr>
-          <w:t>God</w:t>
-        </w:r>
-      </w:hyperlink>
+      <w:r>
+        <w:rPr>
+          <w:lang w:val="png_PG" w:bidi="png_PG"/>
+        </w:rPr>
+        <w:t>God</w:t>
+      </w:r>
       <w:r>
         <w:rPr>
           <w:lang w:val="png_PG" w:bidi="png_PG"/>
@@ -1343,18 +1185,13 @@
         </w:rPr>
         <w:t xml:space="preserve"> wantaim God. Taim Jisas i kam bek na mekim </w:t>
       </w:r>
-      <w:hyperlink r:id="rId33">
-        <w:r>
-          <w:rPr>
-            <w:lang w:val="png_PG" w:bidi="png_PG"/>
-          </w:rPr>
-          <w:rPr>
-            <w:color w:val="0000EE"/>
-            <w:u w:val="single"/>
-          </w:rPr>
-          <w:t>kingdom</w:t>
-        </w:r>
-      </w:hyperlink>
+      <w:r>
+        <w:rPr>
+          <w:b/>
+          <w:lang w:val="png_PG" w:bidi="png_PG"/>
+        </w:rPr>
+        <w:t>kingdom</w:t>
+      </w:r>
       <w:r>
         <w:rPr>
           <w:lang w:val="png_PG" w:bidi="png_PG"/>
@@ -1422,18 +1259,12 @@
         </w:rPr>
         <w:t xml:space="preserve"> em i wanpela man o meri husat i save autim </w:t>
       </w:r>
-      <w:hyperlink r:id="rId34">
-        <w:r>
-          <w:rPr>
-            <w:lang w:val="png_PG" w:bidi="png_PG"/>
-          </w:rPr>
-          <w:rPr>
-            <w:color w:val="0000EE"/>
-            <w:u w:val="single"/>
-          </w:rPr>
-          <w:t>gospel</w:t>
-        </w:r>
-      </w:hyperlink>
+      <w:r>
+        <w:rPr>
+          <w:lang w:val="png_PG" w:bidi="png_PG"/>
+        </w:rPr>
+        <w:t>gospel</w:t>
+      </w:r>
       <w:r>
         <w:rPr>
           <w:lang w:val="png_PG" w:bidi="png_PG"/>
@@ -1442,7 +1273,6 @@
       </w:r>
       <w:r>
         <w:rPr>
-          <w:b/>
           <w:lang w:val="png_PG" w:bidi="png_PG"/>
         </w:rPr>
         <w:t>ol sin</w:t>
@@ -1455,7 +1285,6 @@
       </w:r>
       <w:r>
         <w:rPr>
-          <w:b/>
           <w:lang w:val="png_PG" w:bidi="png_PG"/>
         </w:rPr>
         <w:t>Spirit bilong God</w:t>
@@ -1563,18 +1392,12 @@
         </w:rPr>
         <w:t xml:space="preserve">God i save heitim ivel. God tasol i ken bagarapim ivel, bikos God em i gutpela olgeta. Taim God bai mekim </w:t>
       </w:r>
-      <w:hyperlink r:id="rId33">
-        <w:r>
-          <w:rPr>
-            <w:lang w:val="png_PG" w:bidi="png_PG"/>
-          </w:rPr>
-          <w:rPr>
-            <w:color w:val="0000EE"/>
-            <w:u w:val="single"/>
-          </w:rPr>
-          <w:t>kingdom</w:t>
-        </w:r>
-      </w:hyperlink>
+      <w:r>
+        <w:rPr>
+          <w:lang w:val="png_PG" w:bidi="png_PG"/>
+        </w:rPr>
+        <w:t>kingdom</w:t>
+      </w:r>
       <w:r>
         <w:rPr>
           <w:lang w:val="png_PG" w:bidi="png_PG"/>
@@ -1629,18 +1452,12 @@
         </w:rPr>
         <w:t xml:space="preserve">Ol dispela wod </w:t>
       </w:r>
-      <w:hyperlink r:id="rId35">
-        <w:r>
-          <w:rPr>
-            <w:lang w:val="png_PG" w:bidi="png_PG"/>
-          </w:rPr>
-          <w:rPr>
-            <w:color w:val="0000EE"/>
-            <w:u w:val="single"/>
-          </w:rPr>
-          <w:t>dimon</w:t>
-        </w:r>
-      </w:hyperlink>
+      <w:r>
+        <w:rPr>
+          <w:lang w:val="png_PG" w:bidi="png_PG"/>
+        </w:rPr>
+        <w:t>dimon</w:t>
+      </w:r>
       <w:r>
         <w:rPr>
           <w:lang w:val="png_PG" w:bidi="png_PG"/>
@@ -1673,36 +1490,24 @@
         </w:rPr>
         <w:t xml:space="preserve"> em olgeta i toktok long seim samting. Wanpela dimon em i wanpela spirit we i save sakim tok o rebel agens long God. Lida bilong olgeta dimon em ol i kolim em </w:t>
       </w:r>
-      <w:hyperlink r:id="rId36">
-        <w:r>
-          <w:rPr>
-            <w:lang w:val="png_PG" w:bidi="png_PG"/>
-          </w:rPr>
-          <w:rPr>
-            <w:color w:val="0000EE"/>
-            <w:u w:val="single"/>
-          </w:rPr>
-          <w:t>Satan</w:t>
-        </w:r>
-      </w:hyperlink>
+      <w:r>
+        <w:rPr>
+          <w:lang w:val="png_PG" w:bidi="png_PG"/>
+        </w:rPr>
+        <w:t>Satan</w:t>
+      </w:r>
       <w:r>
         <w:rPr>
           <w:lang w:val="png_PG" w:bidi="png_PG"/>
         </w:rPr>
         <w:t xml:space="preserve">, em </w:t>
       </w:r>
-      <w:hyperlink r:id="rId37">
-        <w:r>
-          <w:rPr>
-            <w:lang w:val="png_PG" w:bidi="png_PG"/>
-          </w:rPr>
-          <w:rPr>
-            <w:color w:val="0000EE"/>
-            <w:u w:val="single"/>
-          </w:rPr>
-          <w:t>devel</w:t>
-        </w:r>
-      </w:hyperlink>
+      <w:r>
+        <w:rPr>
+          <w:lang w:val="png_PG" w:bidi="png_PG"/>
+        </w:rPr>
+        <w:t>devel</w:t>
+      </w:r>
       <w:r>
         <w:rPr>
           <w:lang w:val="png_PG" w:bidi="png_PG"/>
@@ -1711,7 +1516,6 @@
       </w:r>
       <w:r>
         <w:rPr>
-          <w:b/>
           <w:lang w:val="png_PG" w:bidi="png_PG"/>
         </w:rPr>
         <w:t>ol enjel</w:t>
@@ -1738,7 +1542,6 @@
       </w:r>
       <w:r>
         <w:rPr>
-          <w:b/>
           <w:lang w:val="png_PG" w:bidi="png_PG"/>
         </w:rPr>
         <w:t>dimon poses</w:t>
@@ -1751,7 +1554,6 @@
       </w:r>
       <w:r>
         <w:rPr>
-          <w:b/>
           <w:lang w:val="png_PG" w:bidi="png_PG"/>
         </w:rPr>
         <w:t>Ol Ju o Juda</w:t>
@@ -1776,18 +1578,12 @@
         </w:rPr>
         <w:t xml:space="preserve">Ol dimon em ol i save kolim ol tu olsem ol ivel spirit. Dispela em i mekim klia olsem as tingting bilong ol em i </w:t>
       </w:r>
-      <w:hyperlink r:id="rId38">
-        <w:r>
-          <w:rPr>
-            <w:lang w:val="png_PG" w:bidi="png_PG"/>
-          </w:rPr>
-          <w:rPr>
-            <w:color w:val="0000EE"/>
-            <w:u w:val="single"/>
-          </w:rPr>
-          <w:t>ivel</w:t>
-        </w:r>
-      </w:hyperlink>
+      <w:r>
+        <w:rPr>
+          <w:lang w:val="png_PG" w:bidi="png_PG"/>
+        </w:rPr>
+        <w:t>ivel</w:t>
+      </w:r>
       <w:r>
         <w:rPr>
           <w:lang w:val="png_PG" w:bidi="png_PG"/>
@@ -1796,7 +1592,6 @@
       </w:r>
       <w:r>
         <w:rPr>
-          <w:b/>
           <w:lang w:val="png_PG" w:bidi="png_PG"/>
         </w:rPr>
         <w:t>anklin o i no klin</w:t>
